--- a/Report_4_IEEE_Conference_Paper.docx
+++ b/Report_4_IEEE_Conference_Paper.docx
@@ -151,7 +151,7 @@
           <w:b/>
           <w:sz w:val="20"/>
         </w:rPr>
-        <w:t>Mrs. Seerat Ul Nisa</w:t>
+        <w:t>Mr. Irfan Rajab Bhat</w:t>
         <w:br/>
       </w:r>
       <w:r>
